--- a/gestion/1 - Pitch du jeu.docx
+++ b/gestion/1 - Pitch du jeu.docx
@@ -123,10 +123,7 @@
         <w:pStyle w:val="NormalWeb"/>
       </w:pPr>
       <w:r>
-        <w:t>Dans le Loup-Garou classique, mourir signifie s'</w:t>
-      </w:r>
-      <w:r>
-        <w:t>ennuyer. Plus ici. Les joueurs éliminés forment le Conseil des Morts — et continuent de peser sur la partie d'une façon que les vivants ne voient pas venir. La mort, ici, est une seconde voix.</w:t>
+        <w:t>Dans le Loup-Garou classique, mourir signifie s'ennuyer. Plus ici. Les joueurs éliminés forment le Conseil des Morts — et continuent de peser sur la partie d'une façon que les vivants ne voient pas venir. La mort, ici, est une seconde voix.</w:t>
       </w:r>
     </w:p>
     <w:p>
@@ -142,7 +139,16 @@
         <w:pStyle w:val="NormalWeb"/>
       </w:pPr>
       <w:r>
-        <w:t>11 rôles : Loups, Villageois, Voyante, Sorcière, Cupidon, Chasseur, Petite Fille, Idiot du village, Corbeau, Salvateur, Sœurs jumelles.</w:t>
+        <w:t>12 rôles :</w:t>
+      </w:r>
+      <w:r>
+        <w:t xml:space="preserve"> Loups, Villageois, Voyante, Sorcière, Cupidon, Chasseur, Petite Fille, </w:t>
+      </w:r>
+      <w:r>
+        <w:t>Idiot du village, Ange, Corbeau</w:t>
+      </w:r>
+      <w:r>
+        <w:t>, Salvateur, Sœurs jumelles.</w:t>
       </w:r>
     </w:p>
     <w:p>
@@ -218,15 +224,7 @@
           <w:sz w:val="22"/>
           <w:szCs w:val="22"/>
         </w:rPr>
-        <w:t xml:space="preserve"> </w:t>
-      </w:r>
-      <w:r>
-        <w:rPr>
-          <w:rFonts w:ascii="Calibri" w:eastAsia="Times New Roman" w:hAnsi="Calibri" w:cs="Calibri"/>
-          <w:sz w:val="22"/>
-          <w:szCs w:val="22"/>
-        </w:rPr>
-        <w:t>: à mesurer lors des prochaines parties, à priori 30 minutes max.</w:t>
+        <w:t xml:space="preserve"> : à mesurer lors des prochaines parties, à priori 30 minutes max.</w:t>
       </w:r>
     </w:p>
     <w:p>

--- a/gestion/1 - Pitch du jeu.docx
+++ b/gestion/1 - Pitch du jeu.docx
@@ -21,7 +21,7 @@
         <w:pStyle w:val="NormalWeb"/>
       </w:pPr>
       <w:r>
-        <w:t>Et si on faisait un loup garou immersif (avec sons et lumières) en le rendant plus dynamique et en donnant un rôle aux personnes qui sont mortes ?</w:t>
+        <w:t>Et si on faisait un Loup-Garou immersif (avec sons et lumières) en le rendant plus dynamique et en donnant un rôle aux personnes qui sont mortes ?</w:t>
       </w:r>
     </w:p>
     <w:p>
@@ -224,7 +224,7 @@
           <w:sz w:val="22"/>
           <w:szCs w:val="22"/>
         </w:rPr>
-        <w:t xml:space="preserve"> : à mesurer lors des prochaines parties, à priori 30 minutes max.</w:t>
+        <w:t xml:space="preserve"> : environ 30 minutes, deux parties dans l'heure (à confirmer sur de vraies soirées).</w:t>
       </w:r>
     </w:p>
     <w:p>
